--- a/klagomål/A 39170-2026 FSC-klagomål.docx
+++ b/klagomål/A 39170-2026 FSC-klagomål.docx
@@ -701,7 +701,7 @@
     <w:r>
       <w:tab/>
       <w:tab/>
-      <w:t>2026-09-23</w:t>
+      <w:t>2026-09-24</w:t>
       <w:br/>
       <w:br/>
     </w:r>

--- a/klagomål/A 39170-2026 FSC-klagomål.docx
+++ b/klagomål/A 39170-2026 FSC-klagomål.docx
@@ -701,7 +701,7 @@
     <w:r>
       <w:tab/>
       <w:tab/>
-      <w:t>2026-09-24</w:t>
+      <w:t>2026-09-25</w:t>
       <w:br/>
       <w:br/>
     </w:r>

--- a/klagomål/A 39170-2026 FSC-klagomål.docx
+++ b/klagomål/A 39170-2026 FSC-klagomål.docx
@@ -701,7 +701,7 @@
     <w:r>
       <w:tab/>
       <w:tab/>
-      <w:t>2026-09-25</w:t>
+      <w:t>2026-09-26</w:t>
       <w:br/>
       <w:br/>
     </w:r>

--- a/klagomål/A 39170-2026 FSC-klagomål.docx
+++ b/klagomål/A 39170-2026 FSC-klagomål.docx
@@ -701,7 +701,7 @@
     <w:r>
       <w:tab/>
       <w:tab/>
-      <w:t>2026-09-26</w:t>
+      <w:t>2026-09-27</w:t>
       <w:br/>
       <w:br/>
     </w:r>

--- a/klagomål/A 39170-2026 FSC-klagomål.docx
+++ b/klagomål/A 39170-2026 FSC-klagomål.docx
@@ -701,7 +701,7 @@
     <w:r>
       <w:tab/>
       <w:tab/>
-      <w:t>2026-09-27</w:t>
+      <w:t>2026-09-28</w:t>
       <w:br/>
       <w:br/>
     </w:r>

--- a/klagomål/A 39170-2026 FSC-klagomål.docx
+++ b/klagomål/A 39170-2026 FSC-klagomål.docx
@@ -701,7 +701,7 @@
     <w:r>
       <w:tab/>
       <w:tab/>
-      <w:t>2026-09-28</w:t>
+      <w:t>2026-09-29</w:t>
       <w:br/>
       <w:br/>
     </w:r>

--- a/klagomål/A 39170-2026 FSC-klagomål.docx
+++ b/klagomål/A 39170-2026 FSC-klagomål.docx
@@ -701,7 +701,7 @@
     <w:r>
       <w:tab/>
       <w:tab/>
-      <w:t>2026-09-29</w:t>
+      <w:t>2026-09-30</w:t>
       <w:br/>
       <w:br/>
     </w:r>

--- a/klagomål/A 39170-2026 FSC-klagomål.docx
+++ b/klagomål/A 39170-2026 FSC-klagomål.docx
@@ -701,7 +701,7 @@
     <w:r>
       <w:tab/>
       <w:tab/>
-      <w:t>2026-09-30</w:t>
+      <w:t>2026-10-01</w:t>
       <w:br/>
       <w:br/>
     </w:r>

--- a/klagomål/A 39170-2026 FSC-klagomål.docx
+++ b/klagomål/A 39170-2026 FSC-klagomål.docx
@@ -701,7 +701,7 @@
     <w:r>
       <w:tab/>
       <w:tab/>
-      <w:t>2026-10-01</w:t>
+      <w:t>2026-10-02</w:t>
       <w:br/>
       <w:br/>
     </w:r>

--- a/klagomål/A 39170-2026 FSC-klagomål.docx
+++ b/klagomål/A 39170-2026 FSC-klagomål.docx
@@ -701,7 +701,7 @@
     <w:r>
       <w:tab/>
       <w:tab/>
-      <w:t>2026-10-02</w:t>
+      <w:t>2026-10-03</w:t>
       <w:br/>
       <w:br/>
     </w:r>

--- a/klagomål/A 39170-2026 FSC-klagomål.docx
+++ b/klagomål/A 39170-2026 FSC-klagomål.docx
@@ -701,7 +701,7 @@
     <w:r>
       <w:tab/>
       <w:tab/>
-      <w:t>2026-10-03</w:t>
+      <w:t>2026-10-04</w:t>
       <w:br/>
       <w:br/>
     </w:r>

--- a/klagomål/A 39170-2026 FSC-klagomål.docx
+++ b/klagomål/A 39170-2026 FSC-klagomål.docx
@@ -701,7 +701,7 @@
     <w:r>
       <w:tab/>
       <w:tab/>
-      <w:t>2026-10-04</w:t>
+      <w:t>2026-10-05</w:t>
       <w:br/>
       <w:br/>
     </w:r>

--- a/klagomål/A 39170-2026 FSC-klagomål.docx
+++ b/klagomål/A 39170-2026 FSC-klagomål.docx
@@ -701,7 +701,7 @@
     <w:r>
       <w:tab/>
       <w:tab/>
-      <w:t>2026-10-05</w:t>
+      <w:t>2026-10-06</w:t>
       <w:br/>
       <w:br/>
     </w:r>

--- a/klagomål/A 39170-2026 FSC-klagomål.docx
+++ b/klagomål/A 39170-2026 FSC-klagomål.docx
@@ -701,7 +701,7 @@
     <w:r>
       <w:tab/>
       <w:tab/>
-      <w:t>2026-10-06</w:t>
+      <w:t>2026-10-07</w:t>
       <w:br/>
       <w:br/>
     </w:r>

--- a/klagomål/A 39170-2026 FSC-klagomål.docx
+++ b/klagomål/A 39170-2026 FSC-klagomål.docx
@@ -701,7 +701,7 @@
     <w:r>
       <w:tab/>
       <w:tab/>
-      <w:t>2026-10-07</w:t>
+      <w:t>2026-10-08</w:t>
       <w:br/>
       <w:br/>
     </w:r>

--- a/klagomål/A 39170-2026 FSC-klagomål.docx
+++ b/klagomål/A 39170-2026 FSC-klagomål.docx
@@ -701,7 +701,7 @@
     <w:r>
       <w:tab/>
       <w:tab/>
-      <w:t>2026-10-08</w:t>
+      <w:t>2026-10-09</w:t>
       <w:br/>
       <w:br/>
     </w:r>

--- a/klagomål/A 39170-2026 FSC-klagomål.docx
+++ b/klagomål/A 39170-2026 FSC-klagomål.docx
@@ -701,7 +701,7 @@
     <w:r>
       <w:tab/>
       <w:tab/>
-      <w:t>2026-10-09</w:t>
+      <w:t>2026-10-10</w:t>
       <w:br/>
       <w:br/>
     </w:r>

--- a/klagomål/A 39170-2026 FSC-klagomål.docx
+++ b/klagomål/A 39170-2026 FSC-klagomål.docx
@@ -701,7 +701,7 @@
     <w:r>
       <w:tab/>
       <w:tab/>
-      <w:t>2026-10-10</w:t>
+      <w:t>2026-10-11</w:t>
       <w:br/>
       <w:br/>
     </w:r>

--- a/klagomål/A 39170-2026 FSC-klagomål.docx
+++ b/klagomål/A 39170-2026 FSC-klagomål.docx
@@ -701,7 +701,7 @@
     <w:r>
       <w:tab/>
       <w:tab/>
-      <w:t>2026-10-11</w:t>
+      <w:t>2026-10-12</w:t>
       <w:br/>
       <w:br/>
     </w:r>

--- a/klagomål/A 39170-2026 FSC-klagomål.docx
+++ b/klagomål/A 39170-2026 FSC-klagomål.docx
@@ -701,7 +701,7 @@
     <w:r>
       <w:tab/>
       <w:tab/>
-      <w:t>2026-10-12</w:t>
+      <w:t>2026-10-13</w:t>
       <w:br/>
       <w:br/>
     </w:r>

--- a/klagomål/A 39170-2026 FSC-klagomål.docx
+++ b/klagomål/A 39170-2026 FSC-klagomål.docx
@@ -701,7 +701,7 @@
     <w:r>
       <w:tab/>
       <w:tab/>
-      <w:t>2026-10-13</w:t>
+      <w:t>2026-10-14</w:t>
       <w:br/>
       <w:br/>
     </w:r>

--- a/klagomål/A 39170-2026 FSC-klagomål.docx
+++ b/klagomål/A 39170-2026 FSC-klagomål.docx
@@ -701,7 +701,7 @@
     <w:r>
       <w:tab/>
       <w:tab/>
-      <w:t>2026-10-14</w:t>
+      <w:t>2026-10-15</w:t>
       <w:br/>
       <w:br/>
     </w:r>

--- a/klagomål/A 39170-2026 FSC-klagomål.docx
+++ b/klagomål/A 39170-2026 FSC-klagomål.docx
@@ -163,7 +163,7 @@
         <w:pStyle w:val="Title"/>
       </w:pPr>
       <w:r>
-        <w:t>Inledande FSC- /PEFC-klagomål – information om höga naturvärden i avverkningsanmälan A 39170-2026 i Vallentuna kommun</w:t>
+        <w:t>Inledande FSC- /PEFC-klagomål – information om höga naturvärden och fridlysta arter i avverkningsanmälan A 39170-2026 i Vallentuna kommun</w:t>
       </w:r>
     </w:p>
     <w:p>
@@ -221,7 +221,7 @@
     </w:p>
     <w:p>
       <w:r>
-        <w:t>I och inom 18 meter från avverkningsanmälan finns fynd av 2 naturvårdsarter, varav 2 är rödlistade och 2 är typiska (T): dropptaggsvamp (NT, T) och tallticka (NT, T). Se Figur 1.</w:t>
+        <w:t>I och inom 18 meter från avverkningsanmälan finns fynd av 4 naturvårdsarter, varav 3 är rödlistade, 1 är fridlyst och 4 är typiska (T): dropptaggsvamp (NT, T), motaggsvamp (NT, T), tallticka (NT, T) och tjäder (T, §4). Se Figur 1.</w:t>
       </w:r>
     </w:p>
     <w:p>
@@ -244,7 +244,7 @@
     </w:p>
     <w:p>
       <w:r>
-        <w:t>Nedan följer beskrivningar av de naturvårdsarter och fridlysta arter som har sina livsmiljöer och växtplatser i den avverkningsanmälda skogen. De påträffade naturvårdsarterna är ett tydligt kvitto på att det rör sig om en skog med höga naturvärden.</w:t>
+        <w:t>Nedan följer beskrivningar av de naturvårdsarter och fridlysta arter som har sina livsmiljöer och växtplatser i den avverkningsanmälda skogen. Se även ytterligare artfakta i BILAGA 1. De påträffade naturvårdsarterna är ett tydligt kvitto på att det rör sig om en skog med höga naturvärden.</w:t>
       </w:r>
     </w:p>
     <w:p>
@@ -265,6 +265,26 @@
       </w:r>
       <w:r>
         <w:t>(SLU Artdatabanken, 2026).</w:t>
+      </w:r>
+    </w:p>
+    <w:p>
+      <w:r>
+        <w:rPr>
+          <w:b/>
+        </w:rPr>
+        <w:t xml:space="preserve">Motaggsvamp (NT) </w:t>
+      </w:r>
+      <w:r>
+        <w:t xml:space="preserve">bildar mykorrhiza med tall i tallskog och hittas huvudsakligen i äldre, glesare skogsbestånd och hällmarksimpediment. Arten hotas främst av skogsavverkning och tycks försvinna efter slutavverkning, markberedning och plantering. Motaggsvamp är typisk art för </w:t>
+      </w:r>
+      <w:r>
+        <w:rPr>
+          <w:i/>
+        </w:rPr>
+        <w:t>9010 Taiga</w:t>
+      </w:r>
+      <w:r>
+        <w:t xml:space="preserve"> (SLU Artdatabanken, 2024).</w:t>
       </w:r>
     </w:p>
     <w:p>
@@ -294,6 +314,35 @@
       </w:r>
       <w:r>
         <w:t xml:space="preserve"> (SLU Artdatabanken, 2023; Nitare &amp; Skogsstyrelsen, 2019).</w:t>
+      </w:r>
+    </w:p>
+    <w:p>
+      <w:r>
+        <w:rPr>
+          <w:b/>
+        </w:rPr>
+        <w:t>Tjäder (§4)</w:t>
+      </w:r>
+      <w:r>
+        <w:t xml:space="preserve"> omfattas av bilaga 1 och 2 EU:s fågeldirektiv och är typisk art för </w:t>
+      </w:r>
+      <w:r>
+        <w:rPr>
+          <w:i/>
+        </w:rPr>
+        <w:t xml:space="preserve">9010 Taiga </w:t>
+      </w:r>
+      <w:r>
+        <w:t xml:space="preserve">och </w:t>
+      </w:r>
+      <w:r>
+        <w:rPr>
+          <w:i/>
+        </w:rPr>
+        <w:t>9740 Skogsbevuxen myr</w:t>
+      </w:r>
+      <w:r>
+        <w:t>. Tjädern är en utpräglad skogsfågel knuten till större sammanhängande barrskogsområden. Tupparna och hönorna utnyttjar till viss del olika miljöer, och habitatvalet varierar dessutom mellan olika delar av året. För att det ska finnas livskraftiga tjäderbestånd krävs funktionella skogslandskap med en blandning av uppvuxen, gles och luckig skog, täta sumpskogar, myrar och andra små våtmarker. Arten försvinner när skogen fragmenteras och den sammanlagda arealen hyggen och andra öppna områden blir för stor. Ett småskaligt och försiktigt virkesuttag genom hyggesfria metoder kan i vissa fall vara möjligt i området inom 200 m från lekcentrum. Längre ut från lekcentrum, inom 200–500 m bör den avverkade ytan inte överskrida 1 hektar för att undvika alltför stora och snabba förändringar (Skogsstyrelsen, 2019; SLU Artdatabanken, 2024).</w:t>
       </w:r>
     </w:p>
     <w:p>
@@ -348,6 +397,22 @@
       <w:r>
         <w:t>I den avverkningsanmälda skogen har fridlysta arter sina livsmiljöer och växtplatser. Att skada de fridlysta arternas livsmiljöer, växtplatser eller ekologiska funktion är inte tillåtet enligt artskyddsförordningen.</w:t>
       </w:r>
+      <w:r>
+        <w:rPr>
+          <w:i/>
+        </w:rPr>
+        <w:t xml:space="preserve"> EU:s medlemsländer och skogsbolag är skyldiga att agera i enlighet med EU:s fågeldirektiv där det uttryckligen står att direktivet gäller för fåglar samt för deras ägg, bon och </w:t>
+      </w:r>
+      <w:r>
+        <w:rPr>
+          <w:b/>
+          <w:i/>
+        </w:rPr>
+        <w:t xml:space="preserve">livsmiljöer </w:t>
+      </w:r>
+      <w:r>
+        <w:t>(artikel 1). Vidare att de åtgärder som vidtas inte får leda till en försämring av den nuvarande situationen beträffande bevarandet av de fågelarter som avses i artikel 1 (artikel 13).</w:t>
+      </w:r>
     </w:p>
     <w:p>
       <w:r>
@@ -386,7 +451,7 @@
         <w:rPr>
           <w:i/>
         </w:rPr>
-        <w:t>I det avverkningsanmälda skogsområdet har 2 naturvårdsarter varav 2 rödlistade arter sina livsmiljöer och växtplatser.</w:t>
+        <w:t>I det avverkningsanmälda skogsområdet har 4 naturvårdsarter varav 3 rödlistade arter sina livsmiljöer och växtplatser.</w:t>
       </w:r>
     </w:p>
     <w:p>
@@ -573,6 +638,88 @@
         <w:t>I den avverkningsanmälda skogen har fridlysta arter sina livsmiljöer och växtplatser. Att skada de fridlysta arternas livsmiljöer, växtplatser eller ekologiska funktion är inte tillåtet enligt artskyddsförordningen</w:t>
       </w:r>
     </w:p>
+    <w:p>
+      <w:r>
+        <w:br w:type="page"/>
+      </w:r>
+    </w:p>
+    <w:p>
+      <w:pPr>
+        <w:pStyle w:val="Title"/>
+      </w:pPr>
+      <w:r>
+        <w:t>BILAGA 1 – Fridlysta arter</w:t>
+      </w:r>
+    </w:p>
+    <w:p>
+      <w:pPr>
+        <w:pStyle w:val="Heading1"/>
+      </w:pPr>
+      <w:r>
+        <w:t>Tjäder – ekologi samt krav på livsmiljön</w:t>
+      </w:r>
+    </w:p>
+    <w:p>
+      <w:r>
+        <w:t xml:space="preserve">Tjäder (§4) omfattas av bilaga 1 och 2 EU:s fågeldirektiv och är typisk art för </w:t>
+      </w:r>
+      <w:r>
+        <w:rPr>
+          <w:i/>
+        </w:rPr>
+        <w:t xml:space="preserve">9010 Taiga </w:t>
+      </w:r>
+      <w:r>
+        <w:t xml:space="preserve">och </w:t>
+      </w:r>
+      <w:r>
+        <w:rPr>
+          <w:i/>
+        </w:rPr>
+        <w:t>9740 Skogsbevuxen myr</w:t>
+      </w:r>
+      <w:r>
+        <w:t>. Tjädern är en utpräglad skogsfågel knuten till större sammanhängande barrskogsområden. Tupparna och hönorna utnyttjar till viss del olika miljöer, och habitatvalet varierar dessutom mellan olika delar av året. För att det ska finnas livskraftiga tjäderbestånd krävs funktionella skogslandskap med en blandning av uppvuxen, gles och luckig skog, täta sumpskogar, myrar och andra små våtmarker (Skogsstyrelsen, 2019; SLU Artdatabanken 2024).</w:t>
+      </w:r>
+    </w:p>
+    <w:p>
+      <w:r>
+        <w:t>Arten försvinner när skogen fragmenteras och den sammanlagda arealen hyggen och andra öppna områden blir för stor. Ett småskaligt och försiktigt virkesuttag genom hyggesfria metoder kan i vissa fall vara möjligt i området inom 200 m från lekcentrum. Längre ut från lekcentrum, inom 200–500 m bör den avverkade ytan inte överskrida 1 hektar för att undvika alltför stora och snabba förändringar (Skogsstyrelsen, 2019).</w:t>
+      </w:r>
+    </w:p>
+    <w:p>
+      <w:pPr>
+        <w:pStyle w:val="Heading2"/>
+      </w:pPr>
+      <w:r>
+        <w:t>Referenser – tjäder</w:t>
+      </w:r>
+    </w:p>
+    <w:p>
+      <w:r>
+        <w:t xml:space="preserve">Skogsstyrelsen, 2019. </w:t>
+      </w:r>
+      <w:r>
+        <w:rPr>
+          <w:i/>
+        </w:rPr>
+        <w:t>Vägledning för hänsyn till fåglar – tjäder.</w:t>
+      </w:r>
+    </w:p>
+    <w:p>
+      <w:r>
+        <w:t xml:space="preserve">SLU Artdatabanken, 2024. </w:t>
+      </w:r>
+      <w:r>
+        <w:rPr>
+          <w:i/>
+        </w:rPr>
+        <w:t xml:space="preserve">Artfaktablad. Naturvård – artfakta. </w:t>
+      </w:r>
+      <w:r>
+        <w:t>SLU Artdatabanken, Uppsala</w:t>
+      </w:r>
+    </w:p>
     <w:sectPr>
       <w:headerReference w:type="even" r:id="rId8"/>
       <w:headerReference w:type="default" r:id="rId9"/>
@@ -701,7 +848,7 @@
     <w:r>
       <w:tab/>
       <w:tab/>
-      <w:t>2026-10-15</w:t>
+      <w:t>2026-10-16</w:t>
       <w:br/>
       <w:br/>
     </w:r>

--- a/klagomål/A 39170-2026 FSC-klagomål.docx
+++ b/klagomål/A 39170-2026 FSC-klagomål.docx
@@ -848,7 +848,7 @@
     <w:r>
       <w:tab/>
       <w:tab/>
-      <w:t>2026-10-16</w:t>
+      <w:t>2026-10-17</w:t>
       <w:br/>
       <w:br/>
     </w:r>

--- a/klagomål/A 39170-2026 FSC-klagomål.docx
+++ b/klagomål/A 39170-2026 FSC-klagomål.docx
@@ -848,7 +848,7 @@
     <w:r>
       <w:tab/>
       <w:tab/>
-      <w:t>2026-10-17</w:t>
+      <w:t>2026-10-18</w:t>
       <w:br/>
       <w:br/>
     </w:r>

--- a/klagomål/A 39170-2026 FSC-klagomål.docx
+++ b/klagomål/A 39170-2026 FSC-klagomål.docx
@@ -848,7 +848,7 @@
     <w:r>
       <w:tab/>
       <w:tab/>
-      <w:t>2026-10-18</w:t>
+      <w:t>2026-10-19</w:t>
       <w:br/>
       <w:br/>
     </w:r>

--- a/klagomål/A 39170-2026 FSC-klagomål.docx
+++ b/klagomål/A 39170-2026 FSC-klagomål.docx
@@ -848,7 +848,7 @@
     <w:r>
       <w:tab/>
       <w:tab/>
-      <w:t>2026-10-19</w:t>
+      <w:t>2026-10-20</w:t>
       <w:br/>
       <w:br/>
     </w:r>

--- a/klagomål/A 39170-2026 FSC-klagomål.docx
+++ b/klagomål/A 39170-2026 FSC-klagomål.docx
@@ -848,7 +848,7 @@
     <w:r>
       <w:tab/>
       <w:tab/>
-      <w:t>2026-10-20</w:t>
+      <w:t>2026-10-21</w:t>
       <w:br/>
       <w:br/>
     </w:r>

--- a/klagomål/A 39170-2026 FSC-klagomål.docx
+++ b/klagomål/A 39170-2026 FSC-klagomål.docx
@@ -848,7 +848,7 @@
     <w:r>
       <w:tab/>
       <w:tab/>
-      <w:t>2026-10-21</w:t>
+      <w:t>2026-10-22</w:t>
       <w:br/>
       <w:br/>
     </w:r>

--- a/klagomål/A 39170-2026 FSC-klagomål.docx
+++ b/klagomål/A 39170-2026 FSC-klagomål.docx
@@ -848,7 +848,7 @@
     <w:r>
       <w:tab/>
       <w:tab/>
-      <w:t>2026-10-22</w:t>
+      <w:t>2026-10-23</w:t>
       <w:br/>
       <w:br/>
     </w:r>

--- a/klagomål/A 39170-2026 FSC-klagomål.docx
+++ b/klagomål/A 39170-2026 FSC-klagomål.docx
@@ -848,7 +848,7 @@
     <w:r>
       <w:tab/>
       <w:tab/>
-      <w:t>2026-10-23</w:t>
+      <w:t>2026-10-24</w:t>
       <w:br/>
       <w:br/>
     </w:r>

--- a/klagomål/A 39170-2026 FSC-klagomål.docx
+++ b/klagomål/A 39170-2026 FSC-klagomål.docx
@@ -178,7 +178,7 @@
       <w:r>
         <w:drawing>
           <wp:inline xmlns:a="http://schemas.openxmlformats.org/drawingml/2006/main" xmlns:pic="http://schemas.openxmlformats.org/drawingml/2006/picture">
-            <wp:extent cx="4830977" cy="5724000"/>
+            <wp:extent cx="4978503" cy="5724000"/>
             <wp:docPr id="1" name="Picture 1"/>
             <wp:cNvGraphicFramePr>
               <a:graphicFrameLocks noChangeAspect="1"/>
@@ -199,7 +199,7 @@
                   <pic:spPr>
                     <a:xfrm>
                       <a:off x="0" y="0"/>
-                      <a:ext cx="4830977" cy="5724000"/>
+                      <a:ext cx="4978503" cy="5724000"/>
                     </a:xfrm>
                     <a:prstGeom prst="rect"/>
                   </pic:spPr>
@@ -221,7 +221,7 @@
     </w:p>
     <w:p>
       <w:r>
-        <w:t>I och inom 18 meter från avverkningsanmälan finns fynd av 4 naturvårdsarter, varav 3 är rödlistade, 1 är fridlyst och 4 är typiska (T): dropptaggsvamp (NT, T), motaggsvamp (NT, T), tallticka (NT, T) och tjäder (T, §4). Se Figur 1.</w:t>
+        <w:t>I och inom 18 meter från avverkningsanmälan finns fynd av 17 naturvårdsarter, varav 9 är rödlistade, 5 är fridlysta, 11 är typiska (T) och 3 är signalarter (S): dropptaggsvamp (NT, T), dvärgbägarlav (NT, T), motaggsvamp (NT, T), skarp dropptaggsvamp (NT), svartvit taggsvamp (NT), tallkötticka (NT), tallticka (NT, T), vedskivlav (NT, T), vintertagging (NT), blodticka (S, T), blåmossa (S, T), mindre märgborre (S, T), blåsippa (T, §9), spillkråka (T, §4), tjäder (T, §4), havsörn (§4) och revlummer (§9). Se Figur 1.</w:t>
       </w:r>
     </w:p>
     <w:p>
@@ -272,10 +272,10 @@
         <w:rPr>
           <w:b/>
         </w:rPr>
-        <w:t xml:space="preserve">Motaggsvamp (NT) </w:t>
-      </w:r>
-      <w:r>
-        <w:t xml:space="preserve">bildar mykorrhiza med tall i tallskog och hittas huvudsakligen i äldre, glesare skogsbestånd och hällmarksimpediment. Arten hotas främst av skogsavverkning och tycks försvinna efter slutavverkning, markberedning och plantering. Motaggsvamp är typisk art för </w:t>
+        <w:t>Dvärgbägarlav (NT)</w:t>
+      </w:r>
+      <w:r>
+        <w:t xml:space="preserve"> förekommer över hela Sverige på gammal hård ved, huvudsakligen på tall men i södra Sverige även på ek. Veden utgörs framförallt av grova stubbar, lågor och grenar. Substratet har blivit sällsyntare och nybildning av substrat sker bara i begränsad omfattning. Arten hotas av att grova lågor blir allt sällsyntare i dagens kulturskogar samt att nybildningen av lämpliga substrat går mycket långsamt. En riklig tillgång på gamla tall- eller eklågor måste säkerställas på artens lokaler. Dvärgbägarlav är typisk art för </w:t>
       </w:r>
       <w:r>
         <w:rPr>
@@ -284,7 +284,69 @@
         <w:t>9010 Taiga</w:t>
       </w:r>
       <w:r>
+        <w:t xml:space="preserve"> (SLU Artdatabanken, 2024; Nitare &amp; Skogsstyrelsen, 2019).</w:t>
+      </w:r>
+    </w:p>
+    <w:p>
+      <w:r>
+        <w:rPr>
+          <w:b/>
+        </w:rPr>
+        <w:t xml:space="preserve">Motaggsvamp (NT) </w:t>
+      </w:r>
+      <w:r>
+        <w:t xml:space="preserve">bildar mykorrhiza med tall i tallskog och hittas huvudsakligen i äldre, glesare skogsbestånd och hällmarksimpediment. Arten hotas främst av skogsavverkning och tycks försvinna efter slutavverkning, markberedning och plantering. Motaggsvamp är typisk art för </w:t>
+      </w:r>
+      <w:r>
+        <w:rPr>
+          <w:i/>
+        </w:rPr>
+        <w:t>9010 Taiga</w:t>
+      </w:r>
+      <w:r>
         <w:t xml:space="preserve"> (SLU Artdatabanken, 2024).</w:t>
+      </w:r>
+    </w:p>
+    <w:p>
+      <w:r>
+        <w:rPr>
+          <w:b/>
+        </w:rPr>
+        <w:t xml:space="preserve">Skarp dropptaggsvamp (NT) </w:t>
+      </w:r>
+      <w:r>
+        <w:t>bildar mykorrhiza med både gran och tall, främst i barrskogar med trädkontinuitet. Arten uppträder dels i näringsrik kalkbarrskog och dels i sur lavtallskog. Kalkbarrskogarna är ofta grandominerade, olikåldriga och skiktade på frisk mark med ett örtrikt vegetationsskikt. Lavtallskogarna är i regel magra, torra, ljusöppna och ofta brandpräglade. Den totala populationen i landet har minskat och bedöms fortsätta minska till följd av avverkning av äldre barrskogar. Arten har begränsad förmåga att återetablera sig efter slutavverkning eller andra storskaliga skogsbruksåtgärder. Det saknas indikationer på att arten långsiktigt kan etablera eller reproducera sig i skogsbestånd som brukas med metoder som trakthyggesbruk, markberedning, gödsling eller föryngring med förädlat plantmaterial. Minskningstakten för den svenska populationen bedöms vara nära gränsvärdet för Sårbar (VU) (SLU Artdatabanken, 2026).</w:t>
+      </w:r>
+    </w:p>
+    <w:p>
+      <w:r>
+        <w:rPr>
+          <w:b/>
+        </w:rPr>
+        <w:t xml:space="preserve">Svartvit taggsvamp (NT) </w:t>
+      </w:r>
+      <w:r>
+        <w:t>bildar mykorrhiza med tall, troligen även med gran. Den växer huvudsakligen i äldre, naturligt uppkommen skog på torr eller frisk mark och förekommer såväl på tallhedar som i mossig barrblandskog. Flera olika former har påträffats vid DNA-undersökningar av europeiskt material och det är oklart hur många former som finns i värd land. Kalavverkning av äldre skog är ett reellt hot, liksom maskinell markberedning och minskad andel självföryngring. Lokaler som fortfarande håller svampen behöver säkerställas (SLU Artdatabanken, 2024; Nitare &amp; Skogsstyrelsen, 2019).</w:t>
+      </w:r>
+    </w:p>
+    <w:p>
+      <w:r>
+        <w:rPr>
+          <w:b/>
+        </w:rPr>
+        <w:t>Tallkötticka (NT)</w:t>
+      </w:r>
+      <w:r>
+        <w:t xml:space="preserve"> är tallens kötticka och har ofta ett mer resupinat växtsätt än den granlevande köttickan </w:t>
+      </w:r>
+      <w:r>
+        <w:rPr>
+          <w:i/>
+        </w:rPr>
+        <w:t>Leptoporus mollis</w:t>
+      </w:r>
+      <w:r>
+        <w:t>. Artens förekomstarea och utbredning i Sverige är inte känd, men utifrån de fynd som rapporteras av kötticka på tall verkar den vara mer ovanlig än den granlevande. Den totala populationen bedöms därför ha minskat under de senaste 30 åren och fortsätter att minska i takt med att kontinuitetsskogar (skogar som inte kalavverkats) minskar i areal, samtidigt som att lämpliga miljöer inte återskapas i samma takt. Minskningstakten för den svenska populationen bedöms vara nära gränsvärdet för Sårbar (VU). (A2c+3c+4c) (SLU Artdatabanken, 2024; Nitare &amp; Skogsstyrelsen, 2019).</w:t>
       </w:r>
     </w:p>
     <w:p>
@@ -321,10 +383,148 @@
         <w:rPr>
           <w:b/>
         </w:rPr>
-        <w:t>Tjäder (§4)</w:t>
-      </w:r>
-      <w:r>
-        <w:t xml:space="preserve"> omfattas av bilaga 1 och 2 EU:s fågeldirektiv och är typisk art för </w:t>
+        <w:t>Vedskivlav (NT)</w:t>
+      </w:r>
+      <w:r>
+        <w:t xml:space="preserve"> växer på gammal, torr, exponerad, hård kärnved av framförallt tall i naturskogsartade bestånd. Avverkning av tallskog av naturskogskaraktär med spår av återkommande bränder är ett hot. Mängden lämplig ved att växa på för vedskivlav minskar, dels på grund av naturlig nedbrytning men framförallt på grund av att de förstörs i samband med slutavverkningar, gallringar och markberedning. Tall- och blandbarrskogar av naturskogskaraktär med spår av återkommande bränder bör skyddas. Vedskivlav är typisk art för </w:t>
+      </w:r>
+      <w:r>
+        <w:rPr>
+          <w:i/>
+        </w:rPr>
+        <w:t>9010 Taiga</w:t>
+      </w:r>
+      <w:r>
+        <w:t xml:space="preserve"> (SLU Artdatabanken, 2024).</w:t>
+      </w:r>
+    </w:p>
+    <w:p>
+      <w:r>
+        <w:rPr>
+          <w:b/>
+        </w:rPr>
+        <w:t xml:space="preserve">Vintertagging (NT) </w:t>
+      </w:r>
+      <w:r>
+        <w:t>växer på döda eller döende tallar som i huvudsak är mer än 250 år gamla. Den är en bra signalart som visar på gamla tallar och tallskogar med höga naturvärden. Den har klassificerats som en ”gammelskogsart” och svampen tycks kräva flerhundraåriga tallar som substrat. Arten hotas av minskande tillgång på döende och döda, äldre träd (SLU Artdatabanken, 2024; Nitare &amp; Skogsstyrelsen, 2019).</w:t>
+      </w:r>
+    </w:p>
+    <w:p>
+      <w:r>
+        <w:rPr>
+          <w:b/>
+        </w:rPr>
+        <w:t xml:space="preserve">Blodticka </w:t>
+      </w:r>
+      <w:r>
+        <w:t xml:space="preserve">är i norra Sverige främst knuten till grova granlågor i urskogsartad barrskog, men förekommer ibland även på klenare granar i anslutning till bäckar och sumpskogar. Den är en bra indikator på granskogar med höga naturvärden och oftast förekommer den tillsammans med ett stort antal ovanliga och rödlistade arter. I södra Sverige växer den framför allt på tall och har då ett lägre signalvärde. Blodticka är typisk art för </w:t>
+      </w:r>
+      <w:r>
+        <w:rPr>
+          <w:i/>
+        </w:rPr>
+        <w:t>9030 Landhöjningsskog</w:t>
+      </w:r>
+      <w:r>
+        <w:t xml:space="preserve"> (SLU Artdatabanken, 2025; Nitare &amp; Skogsstyrelsen, 2019).</w:t>
+      </w:r>
+    </w:p>
+    <w:p>
+      <w:r>
+        <w:rPr>
+          <w:b/>
+        </w:rPr>
+        <w:t xml:space="preserve">Blåmossa </w:t>
+      </w:r>
+      <w:r>
+        <w:t xml:space="preserve">har karaktäristiska kuddar som är lätta att se på långt håll. Mycket stora kuddar, större än 0,5 meter i höjd, indikerar höga naturvärden där skogen har en lång period av orördhet oh stabila miljöförhållanden. Mossan växer under gynnsamma omständigheter cirka 1 centimeter per år och stora kuddar kan därför indirekt visa att lokalen varit lämplig under en lång tid. Blåmossa är typisk art för </w:t>
+      </w:r>
+      <w:r>
+        <w:rPr>
+          <w:i/>
+        </w:rPr>
+        <w:t>9010 Taiga, 9080 Lövsumpskog</w:t>
+      </w:r>
+      <w:r>
+        <w:t xml:space="preserve"> och </w:t>
+      </w:r>
+      <w:r>
+        <w:rPr>
+          <w:i/>
+        </w:rPr>
+        <w:t>9750 Svämlövskog</w:t>
+      </w:r>
+      <w:r>
+        <w:t xml:space="preserve"> (SLU Artdatabanken, 2025; Nitare &amp; Skogsstyrelsen, 2019).</w:t>
+      </w:r>
+    </w:p>
+    <w:p>
+      <w:r>
+        <w:rPr>
+          <w:b/>
+        </w:rPr>
+        <w:t>Mindre märgborre</w:t>
+      </w:r>
+      <w:r>
+        <w:t xml:space="preserve"> är en signalart för tallskog med höga naturvärden och betraktas tillsammans med skarptandad barkborre som nyckelarter för ett antal sällsynta åtgärdsprogramsarter som är beroende av deras gångsystem. Bland dessa kan nämnas avlång barkborre (VU), </w:t>
+      </w:r>
+      <w:r>
+        <w:rPr>
+          <w:i/>
+        </w:rPr>
+        <w:t>Corticeus longulus</w:t>
+      </w:r>
+      <w:r>
+        <w:t xml:space="preserve"> (VU), tallgångbagge (VU), cholodkovskys bastborre (NT) och tallbarksvartbagge (NT). Den mindre märgborrens måsvingeliknande gnaggångar är lätta att känna igen och hittas ofta på grova tallgrenar på marken. Rika förekomster av främst mindre märgborre men även skarptandad barkborre är en signal för artrikedom och inventeringar har visat att det är i skogar med en naturlig självgallring som det skapas förutsättningar för dessa arter samt de efterföljande åtgärdsprogramsarterna. Tallskogar med stark förekomst av mindre märgborre och skarptandad barkborre bör avsättas som reservat. Generellt bör hänsyn tas vid slutavverkning av talldominerad skog så att avverkningsrester som gren- och toppdelar lämnas. Mindre märgborre är typisk art för </w:t>
+      </w:r>
+      <w:r>
+        <w:rPr>
+          <w:i/>
+        </w:rPr>
+        <w:t>9060 Åsbarrskog</w:t>
+      </w:r>
+      <w:r>
+        <w:t xml:space="preserve"> (SLU Artdatabanken, 2026; Pettersson, 2014; Hedgren, 2012; Gunnarsson m fl., 1999).</w:t>
+      </w:r>
+    </w:p>
+    <w:p>
+      <w:r>
+        <w:rPr>
+          <w:b/>
+        </w:rPr>
+        <w:t>Blåsippa (§9)</w:t>
+      </w:r>
+      <w:r>
+        <w:t xml:space="preserve"> är typisk art för </w:t>
+      </w:r>
+      <w:r>
+        <w:rPr>
+          <w:i/>
+        </w:rPr>
+        <w:t>9050 Näringsrik granskog, 9020 Nordlig ädellövskog</w:t>
+      </w:r>
+      <w:r>
+        <w:t xml:space="preserve"> och </w:t>
+      </w:r>
+      <w:r>
+        <w:rPr>
+          <w:i/>
+        </w:rPr>
+        <w:t>8240 Karsthällmarker</w:t>
+      </w:r>
+      <w:r>
+        <w:t xml:space="preserve"> (SLU Artdatabanken, 2025).</w:t>
+      </w:r>
+    </w:p>
+    <w:p>
+      <w:r>
+        <w:rPr>
+          <w:b/>
+        </w:rPr>
+        <w:t>Spillkråka (§4)</w:t>
+      </w:r>
+      <w:r>
+        <w:t xml:space="preserve"> omfattas av bilaga 1 i EU:s fågeldirektiv och är typisk art för </w:t>
       </w:r>
       <w:r>
         <w:rPr>
@@ -333,6 +533,35 @@
         <w:t xml:space="preserve">9010 Taiga </w:t>
       </w:r>
       <w:r>
+        <w:t>och</w:t>
+      </w:r>
+      <w:r>
+        <w:rPr>
+          <w:i/>
+        </w:rPr>
+        <w:t xml:space="preserve"> 9740 Skogsbevuxen myr</w:t>
+      </w:r>
+      <w:r>
+        <w:t>. Den behöver grova träd, främst tall, asp och bok som boträd. Skogsbruk med korta omloppstider och täta, homogena ungskogar utgör det största hotet. Spillkråka är en nyckelart i skogliga miljöer vars övergivna bohål utnyttjas av flera andra hålhäckande fågelarter och fladdermöss, däribland pärluggla (EN, §4), knipa (§4), salskrake (§4) och skogsduva (§4). Hökuggla (VU, §4) och slaguggla (§4) häckar ofta i högstubbar som brutits av i höjd med ett gammalt spillkråkebo (SLU Artdatabanken, 2026; Skogsstyrelsen, 2016).</w:t>
+      </w:r>
+    </w:p>
+    <w:p>
+      <w:r>
+        <w:rPr>
+          <w:b/>
+        </w:rPr>
+        <w:t>Tjäder (§4)</w:t>
+      </w:r>
+      <w:r>
+        <w:t xml:space="preserve"> omfattas av bilaga 1 och 2 EU:s fågeldirektiv och är typisk art för </w:t>
+      </w:r>
+      <w:r>
+        <w:rPr>
+          <w:i/>
+        </w:rPr>
+        <w:t xml:space="preserve">9010 Taiga </w:t>
+      </w:r>
+      <w:r>
         <w:t xml:space="preserve">och </w:t>
       </w:r>
       <w:r>
@@ -343,6 +572,17 @@
       </w:r>
       <w:r>
         <w:t>. Tjädern är en utpräglad skogsfågel knuten till större sammanhängande barrskogsområden. Tupparna och hönorna utnyttjar till viss del olika miljöer, och habitatvalet varierar dessutom mellan olika delar av året. För att det ska finnas livskraftiga tjäderbestånd krävs funktionella skogslandskap med en blandning av uppvuxen, gles och luckig skog, täta sumpskogar, myrar och andra små våtmarker. Arten försvinner när skogen fragmenteras och den sammanlagda arealen hyggen och andra öppna områden blir för stor. Ett småskaligt och försiktigt virkesuttag genom hyggesfria metoder kan i vissa fall vara möjligt i området inom 200 m från lekcentrum. Längre ut från lekcentrum, inom 200–500 m bör den avverkade ytan inte överskrida 1 hektar för att undvika alltför stora och snabba förändringar (Skogsstyrelsen, 2019; SLU Artdatabanken, 2024).</w:t>
+      </w:r>
+    </w:p>
+    <w:p>
+      <w:r>
+        <w:rPr>
+          <w:b/>
+        </w:rPr>
+        <w:t>Havsörn (§4)</w:t>
+      </w:r>
+      <w:r>
+        <w:t xml:space="preserve"> omfattas av bilaga 1 EU:s fågeldirektiv. Skyddandet av befintliga bon måste upprätthållas och i samband med skogsavverkning bör en skyddszon på minst 100 meters radie runt boplatsen lämnas intakt. Under häckningsperioden (1 januari till 15 augusti) är havsörnen störningskänslig och inga skogsbruksåtgärder eller annan störande verksamhet får förekomma närmare än 500 m från boet under den tiden. För att åstadkomma en succession av lämpliga boträd för kommande generationer av havsörnar behöver ett betydligt större antal s.k. evighetsträd sparas vid avverkningar redan idag (SLU Artdatabanken, 2026; Skogsstyrelsen, 2016).</w:t>
       </w:r>
     </w:p>
     <w:p>
@@ -451,7 +691,7 @@
         <w:rPr>
           <w:i/>
         </w:rPr>
-        <w:t>I det avverkningsanmälda skogsområdet har 4 naturvårdsarter varav 3 rödlistade arter sina livsmiljöer och växtplatser.</w:t>
+        <w:t>I det avverkningsanmälda skogsområdet har 17 naturvårdsarter varav 9 rödlistade arter sina livsmiljöer och växtplatser.</w:t>
       </w:r>
     </w:p>
     <w:p>
@@ -648,7 +888,9 @@
         <w:pStyle w:val="Title"/>
       </w:pPr>
       <w:r>
-        <w:t>BILAGA 1 – Fridlysta arter</w:t>
+        <w:t>BILAGA 1 –</w:t>
+        <w:br/>
+        <w:t>Fridlysta och rödlistade arter</w:t>
       </w:r>
     </w:p>
     <w:p>
@@ -656,35 +898,45 @@
         <w:pStyle w:val="Heading1"/>
       </w:pPr>
       <w:r>
-        <w:t>Tjäder – ekologi samt krav på livsmiljön</w:t>
+        <w:t>Mindre märgborre – ekologi samt krav på livsmiljön</w:t>
       </w:r>
     </w:p>
     <w:p>
       <w:r>
-        <w:t xml:space="preserve">Tjäder (§4) omfattas av bilaga 1 och 2 EU:s fågeldirektiv och är typisk art för </w:t>
+        <w:t xml:space="preserve">Mindre märgborre är en signalart för tallskog med höga naturvärden och kan lätt konstateras genom sina karaktäristiska måsvingeliknande gnagspår som ofta hittas på grova tallgrenar på marken. Mindre märgborre betraktas tillsammans med skarptandad barkborre som nyckelarter, eftersom en rad sällsynta efterföljande arter är beroende av deras gångsystem. Bland dessa kan nämnas åtgärdsprogramsarterna avlång barkborre (VU), </w:t>
       </w:r>
       <w:r>
         <w:rPr>
           <w:i/>
         </w:rPr>
-        <w:t xml:space="preserve">9010 Taiga </w:t>
-      </w:r>
-      <w:r>
-        <w:t xml:space="preserve">och </w:t>
+        <w:t>Corticeus longulus</w:t>
+      </w:r>
+      <w:r>
+        <w:t xml:space="preserve"> (VU), tallgångbagge (VU), cholodkovskys bastborre (NT) och tallbarksvartbagge (NT) (Pettersson, 2014; Gunnarsson m fl., 1999).</w:t>
+      </w:r>
+    </w:p>
+    <w:p>
+      <w:r>
+        <w:t>Tallskogar tillhör de livsmiljöer som förändrats i stor skala, där många kvadratmil har omvandlats till unga produktionsskogar. I sådana skogar saknas förutsättningar för de ovannämnda sällsynta barkborrarna och alltmer kunskap tyder på att skogsbrukets omvandling av skogslandskapet, missgynnar åtgärdsprogrammets arter även inne i skyddade områden (Hedgren, 2012; Hedgren m.fl., 2010; Wikars m.fl., 2010; Wikars, 2009). Orsaken är sannolikt att dagens intensiva skogsbruk trivialiserar faunan på nydöda träd. Detta sker genom att generalister förökas upp i sådan grad i den brukade skogen att dessa även kommer att dominera i de för hållandevis små och fragmenterade områden som avsätts för naturvård (Appelqvist, 2005; Janzen, 1983; Ås, 1999).</w:t>
+      </w:r>
+    </w:p>
+    <w:p>
+      <w:r>
+        <w:t>Ett tydligt exempel på en generalist som gynnas av dagens skogsbruk är större märgborre på nydöd tall. Denna utvecklas förutom i vindfällen gärna i avverkningsavfall, inklusive avverkningsstubbar och röjningsstammar. Därmed har den större märgborren möjlighet att upprätthålla stora och stabila populationer på huvuddelen av landets skogsmark, vilket leder till en trivialisering av faunan. Större märgborre inverkar sannolikt direkt negativt på arter som tolvtandad barkborre (EN) och avlång barkborre (VU), och indirekt på de som är gynnade av blånadssvampar, dvs. följearter till framförallt mindre märgborre och skarptandad barkborre. De barkborrar som missgynnas av större märgborre är i mycket högre grad gynnade av tallar som dör genom självgallring, dvs. i normalfallet skog som inte används till skogsproduktion (Pettersson, 2014; Wikars, skriftl.).</w:t>
+      </w:r>
+    </w:p>
+    <w:p>
+      <w:r>
+        <w:t xml:space="preserve">Rika förekomster av främst mindre märgborre men även skarptandad barkborre är en signal för artrikedom och inventeringar har visat att det är i skogar med en naturlig självgallring som det skapas förutsättningar för dessa arter samt de efterföljande åtgärdsprogramsarterna (Pettersson, 2014; Hedgren, 2012). Tallskogar med stark förekomst av mindre märgborre och skarptandad barkborre bör avsättas som reservat. Generellt bör hänsyn tas vid slutavverkning av talldominerad skog så att avverkningsrester som gren- och toppdelar (s.k. GROT) lämnas. Mindre märgborre är typisk art för </w:t>
       </w:r>
       <w:r>
         <w:rPr>
           <w:i/>
         </w:rPr>
-        <w:t>9740 Skogsbevuxen myr</w:t>
-      </w:r>
-      <w:r>
-        <w:t>. Tjädern är en utpräglad skogsfågel knuten till större sammanhängande barrskogsområden. Tupparna och hönorna utnyttjar till viss del olika miljöer, och habitatvalet varierar dessutom mellan olika delar av året. För att det ska finnas livskraftiga tjäderbestånd krävs funktionella skogslandskap med en blandning av uppvuxen, gles och luckig skog, täta sumpskogar, myrar och andra små våtmarker (Skogsstyrelsen, 2019; SLU Artdatabanken 2024).</w:t>
-      </w:r>
-    </w:p>
-    <w:p>
-      <w:r>
-        <w:t>Arten försvinner när skogen fragmenteras och den sammanlagda arealen hyggen och andra öppna områden blir för stor. Ett småskaligt och försiktigt virkesuttag genom hyggesfria metoder kan i vissa fall vara möjligt i området inom 200 m från lekcentrum. Längre ut från lekcentrum, inom 200–500 m bör den avverkade ytan inte överskrida 1 hektar för att undvika alltför stora och snabba förändringar (Skogsstyrelsen, 2019).</w:t>
+        <w:t>9060 Åsbarrskog</w:t>
+      </w:r>
+      <w:r>
+        <w:t xml:space="preserve"> (Pettersson, 2014; SLU Artdatabanken, 2026).</w:t>
       </w:r>
     </w:p>
     <w:p>
@@ -692,6 +944,262 @@
         <w:pStyle w:val="Heading2"/>
       </w:pPr>
       <w:r>
+        <w:t>Referenser – mindre märgborre</w:t>
+      </w:r>
+    </w:p>
+    <w:p>
+      <w:r>
+        <w:t xml:space="preserve">Appelqvist, T., 2005. </w:t>
+      </w:r>
+      <w:r>
+        <w:rPr>
+          <w:i/>
+        </w:rPr>
+        <w:t>Naturvårdsbiologisk forskning. Underlag för områdesskydd i landskapet.</w:t>
+      </w:r>
+      <w:r>
+        <w:t xml:space="preserve"> Naturvårdsverket, Rapport 5452.</w:t>
+      </w:r>
+    </w:p>
+    <w:p>
+      <w:r>
+        <w:t xml:space="preserve">Gunnarsson, B., Pettersson, R. B., Hake, M. och Hultengren, S. &amp; Sjöberg, K., 1999. </w:t>
+      </w:r>
+      <w:r>
+        <w:rPr>
+          <w:i/>
+        </w:rPr>
+        <w:t xml:space="preserve">Spindlar och skalbaggar som indikatorer i barrskog. </w:t>
+      </w:r>
+      <w:r>
+        <w:t>Skog &amp; Forskning, Nr. 2/99, s. 46–51.</w:t>
+      </w:r>
+    </w:p>
+    <w:p>
+      <w:r>
+        <w:t xml:space="preserve">Hedgren, O., 2012. </w:t>
+      </w:r>
+      <w:r>
+        <w:rPr>
+          <w:i/>
+        </w:rPr>
+        <w:t>Hotade insekter på tallved i Dalarna.</w:t>
+      </w:r>
+      <w:r>
+        <w:t xml:space="preserve"> Länsstyrelsen Dalarna, Naturvårdsenheten. Rapport 2012:16.</w:t>
+      </w:r>
+    </w:p>
+    <w:p>
+      <w:r>
+        <w:t xml:space="preserve">Hedgren, O. 2010. </w:t>
+      </w:r>
+      <w:r>
+        <w:rPr>
+          <w:i/>
+        </w:rPr>
+        <w:t>Vedinsekter i tallskog och på brandfält i Värmland.</w:t>
+      </w:r>
+      <w:r>
+        <w:t xml:space="preserve"> Länsstyrelsen Värmland, Stencil, 39 s.</w:t>
+      </w:r>
+    </w:p>
+    <w:p>
+      <w:r>
+        <w:t xml:space="preserve">Janzen, D. H., 1983. </w:t>
+      </w:r>
+      <w:r>
+        <w:rPr>
+          <w:i/>
+        </w:rPr>
+        <w:t>No park is an island: Increase in interference from outside as park size decreases</w:t>
+      </w:r>
+      <w:r>
+        <w:t>. Oikos 41: 402–410.</w:t>
+      </w:r>
+    </w:p>
+    <w:p>
+      <w:r>
+        <w:t xml:space="preserve">Jonsell, M., Weslien, J. &amp; Ehn ström, B., 1998. </w:t>
+      </w:r>
+      <w:r>
+        <w:rPr>
+          <w:i/>
+        </w:rPr>
+        <w:t>Substrate requirements of red-listed saproxylic invertebrates in Sweden</w:t>
+      </w:r>
+      <w:r>
+        <w:t>. Biodiversity and Conserv. 7: 749–764.</w:t>
+      </w:r>
+    </w:p>
+    <w:p>
+      <w:r>
+        <w:t xml:space="preserve">Pettersson, R. B., 2014). </w:t>
+      </w:r>
+      <w:r>
+        <w:rPr>
+          <w:i/>
+        </w:rPr>
+        <w:t>Åtgärdsprogram för skalbaggar på nyligen död tall, 2014–2018.</w:t>
+      </w:r>
+      <w:r>
+        <w:t xml:space="preserve"> Rapport 6599. Bromma: Naturvårdsverket.</w:t>
+      </w:r>
+    </w:p>
+    <w:p>
+      <w:r>
+        <w:t xml:space="preserve">SLU Artdatabanken, 2026. </w:t>
+      </w:r>
+      <w:r>
+        <w:rPr>
+          <w:i/>
+        </w:rPr>
+        <w:t xml:space="preserve">Artfaktablad. Naturvård – artfakta. </w:t>
+      </w:r>
+      <w:r>
+        <w:t>SLU Artdatabanken, Uppsala.</w:t>
+      </w:r>
+    </w:p>
+    <w:p>
+      <w:r>
+        <w:t xml:space="preserve">Wikars, L.-O., Hansson, J. &amp; Hedgren, O., 2010. </w:t>
+      </w:r>
+      <w:r>
+        <w:rPr>
+          <w:i/>
+        </w:rPr>
+        <w:t>Inventering av vedlevande skalbaggar – tallskogar i Örebro län.</w:t>
+      </w:r>
+      <w:r>
+        <w:t xml:space="preserve"> Länsstyrelsen i Örebro län, publ.nr. 2010:2.</w:t>
+      </w:r>
+    </w:p>
+    <w:p>
+      <w:r>
+        <w:t xml:space="preserve">Wikars, L.-O., 2009. </w:t>
+      </w:r>
+      <w:r>
+        <w:rPr>
+          <w:i/>
+        </w:rPr>
+        <w:t>Vedskalbaggar i Hamra nationalpark, Gävleborgs län.</w:t>
+      </w:r>
+      <w:r>
+        <w:t xml:space="preserve"> Länsstyrelsen Gävleborg, Rapport 2009:14.</w:t>
+      </w:r>
+    </w:p>
+    <w:p>
+      <w:pPr>
+        <w:pStyle w:val="Heading1"/>
+      </w:pPr>
+      <w:r>
+        <w:t>Spillkråka – ekologi samt krav på livsmiljön</w:t>
+      </w:r>
+    </w:p>
+    <w:p>
+      <w:r>
+        <w:t xml:space="preserve">Spillkråka (§4) ingår i bilaga 1 EU:s fågeldirektiv och är typisk art för </w:t>
+      </w:r>
+      <w:r>
+        <w:rPr>
+          <w:i/>
+        </w:rPr>
+        <w:t xml:space="preserve">9010 Taiga </w:t>
+      </w:r>
+      <w:r>
+        <w:t>och</w:t>
+      </w:r>
+      <w:r>
+        <w:rPr>
+          <w:i/>
+        </w:rPr>
+        <w:t xml:space="preserve"> 9740 Skogsbevuxen myr</w:t>
+      </w:r>
+      <w:r>
+        <w:t>. Den lever i både barr- och blandskog liksom i ren lövskog. De tätaste populationerna tenderar att finnas i äldre, variationsrik blandskog med gott om död ved och gamla träd. Varje par utnyttjar 400–1000 hektar skog beroende på skogens kvalitet. Skogsbruk med korta omloppstider och täta, homogena ungskogar utgör det största hotet (SLU Artdatabanken, 2026).</w:t>
+      </w:r>
+    </w:p>
+    <w:p>
+      <w:r>
+        <w:t>Spillkråka är en nyckelart i skogliga miljöer vars övergivna bohål utnyttjas av flera andra hålhäckande fågelarter och fladdermöss, däribland pärluggla (EN, §4), knipa (§4), salskrake (§4) och skogsduva (§4). Hökuggla (VU, §4) och slaguggla (§4) häckar ofta i högstubbar som brutits av i höjd med ett gammalt spillkråkebo (Skogsstyrelsen, 2016).</w:t>
+      </w:r>
+    </w:p>
+    <w:p>
+      <w:pPr>
+        <w:pStyle w:val="Heading2"/>
+      </w:pPr>
+      <w:r>
+        <w:t>Referenser – spillkråka</w:t>
+      </w:r>
+    </w:p>
+    <w:p>
+      <w:r>
+        <w:t xml:space="preserve">Skogsstyrelsen, 2016. </w:t>
+      </w:r>
+      <w:r>
+        <w:rPr>
+          <w:i/>
+        </w:rPr>
+        <w:t xml:space="preserve">Vägledning för hänsyn till spillkråka. </w:t>
+      </w:r>
+      <w:r>
+        <w:t>Vägledningar och kunskapsstöd artskydd – Skogsstyrelsen.</w:t>
+      </w:r>
+    </w:p>
+    <w:p>
+      <w:r>
+        <w:t xml:space="preserve">SLU Artdatabanken, 2026. </w:t>
+      </w:r>
+      <w:r>
+        <w:rPr>
+          <w:i/>
+        </w:rPr>
+        <w:t xml:space="preserve">Artfaktablad. Naturvård – artfakta. </w:t>
+      </w:r>
+      <w:r>
+        <w:t>SLU Artdatabanken, Uppsala.</w:t>
+      </w:r>
+    </w:p>
+    <w:p>
+      <w:pPr>
+        <w:pStyle w:val="Heading1"/>
+      </w:pPr>
+      <w:r>
+        <w:t>Tjäder – ekologi samt krav på livsmiljön</w:t>
+      </w:r>
+    </w:p>
+    <w:p>
+      <w:r>
+        <w:t xml:space="preserve">Tjäder (§4) omfattas av bilaga 1 och 2 EU:s fågeldirektiv och är typisk art för </w:t>
+      </w:r>
+      <w:r>
+        <w:rPr>
+          <w:i/>
+        </w:rPr>
+        <w:t xml:space="preserve">9010 Taiga </w:t>
+      </w:r>
+      <w:r>
+        <w:t xml:space="preserve">och </w:t>
+      </w:r>
+      <w:r>
+        <w:rPr>
+          <w:i/>
+        </w:rPr>
+        <w:t>9740 Skogsbevuxen myr</w:t>
+      </w:r>
+      <w:r>
+        <w:t>. Tjädern är en utpräglad skogsfågel knuten till större sammanhängande barrskogsområden. Tupparna och hönorna utnyttjar till viss del olika miljöer, och habitatvalet varierar dessutom mellan olika delar av året. För att det ska finnas livskraftiga tjäderbestånd krävs funktionella skogslandskap med en blandning av uppvuxen, gles och luckig skog, täta sumpskogar, myrar och andra små våtmarker (Skogsstyrelsen, 2019; SLU Artdatabanken 2024).</w:t>
+      </w:r>
+    </w:p>
+    <w:p>
+      <w:r>
+        <w:t>Arten försvinner när skogen fragmenteras och den sammanlagda arealen hyggen och andra öppna områden blir för stor. Ett småskaligt och försiktigt virkesuttag genom hyggesfria metoder kan i vissa fall vara möjligt i området inom 200 m från lekcentrum. Längre ut från lekcentrum, inom 200–500 m bör den avverkade ytan inte överskrida 1 hektar för att undvika alltför stora och snabba förändringar (Skogsstyrelsen, 2019).</w:t>
+      </w:r>
+    </w:p>
+    <w:p>
+      <w:pPr>
+        <w:pStyle w:val="Heading2"/>
+      </w:pPr>
+      <w:r>
         <w:t>Referenser – tjäder</w:t>
       </w:r>
     </w:p>
@@ -709,6 +1217,70 @@
     <w:p>
       <w:r>
         <w:t xml:space="preserve">SLU Artdatabanken, 2024. </w:t>
+      </w:r>
+      <w:r>
+        <w:rPr>
+          <w:i/>
+        </w:rPr>
+        <w:t xml:space="preserve">Artfaktablad. Naturvård – artfakta. </w:t>
+      </w:r>
+      <w:r>
+        <w:t>SLU Artdatabanken, Uppsala</w:t>
+      </w:r>
+    </w:p>
+    <w:p>
+      <w:pPr>
+        <w:pStyle w:val="Heading1"/>
+      </w:pPr>
+      <w:r>
+        <w:t>Havsörn – ekologi samt krav på livsmiljön</w:t>
+      </w:r>
+    </w:p>
+    <w:p>
+      <w:r>
+        <w:t>Havsörn är fridlyst enligt 4§ artskyddsförordningen och upptagen i bilaga 1 EU:s fågeldirektiv. Havsörnen häckar i anslutning till skärgårdar, kuster, sjöar och vattendrag, ofta på öar men ibland även ganska långt från vatten. I svenska kustområden varierar medelavståndet mellan etablerade par från ca 13 km till under 5 km, mest beroende på bytestillgänglighet; minsta avstånd mellan samtidigt bebodda bon i vårt land är ca 1,5 km. Ofta har ett havsörnspar flera olika bon som kan användas omväxlande (SLU Artdatabanken, 2026; Skogsstyrelsen, 2016).</w:t>
+      </w:r>
+    </w:p>
+    <w:p>
+      <w:r>
+        <w:t>Boet byggs nästan uteslutande i träd, oftast tallar. Häckar sällsynt även på klipphyllor eller direkt på marken. Boet placeras oftast i trädets övre del och kan bli mycket stort, vilket ställer stora krav på boträdet. Trädet måste ha en stark, bärande krona med lämpliga grova grenar, vilket utvecklas först när trädet har uppnått en hög ålder. Genomsnittsåldern hos botallar vid svenska Ostkusten under 1970- och 80-talet var 160 år (från 100 till 350 år) men har sannolikt redan nu sjunkit betydligt genom en brist på gamla träd. Frekvensen nybyggda bon i för svaga träd där boet rasat under häckningen har ökat markant under senare år i Syd- och Mellansverige. I Lappland var boträden i snitt 350 år (200 – ca 600 år). Mot bakgrund av de lägsta uppmätta åldrarna hos dessa fungerande boträd utgör den sjunkande omloppstiden vid slutavverkningar i Sverige ett hot – det kommer inte att räcka med att spara överståndare vid slutavverkningar av kanske högst 70-åriga bestånd i framtiden (SLU Artdatabanken, 2026; Skogsstyrelsen, 2016).</w:t>
+      </w:r>
+    </w:p>
+    <w:p>
+      <w:r>
+        <w:t>Skyddandet av befintliga bon måste upprätthållas och i samband med skogsavverkning ska befintliga boträd sparas med en lämpligt avgränsad skyddszon runtom. Vid slutavverkning bör en skyddszon på 100 meters radie runt boplatsen lämnas intakt. Under häckningsperioden (1 januari till 15 augusti) är havsörnen störningskänslig och inga skogsbruksåtgärder eller annan störande verksamhet får förekomma närmare än 500 m från boet under den tiden. (SLU Artdatabanken, 2026; Skogsstyrelsen, 2016).</w:t>
+      </w:r>
+    </w:p>
+    <w:p>
+      <w:r>
+        <w:t>För att garantera möjligheter till häckning även i framtiden bör ett nätverk av häckningsområden skyddas inom artens hela naturliga utbredningsområde i landet. Havsörnen är upptagen bland de arter som enligt fågeldirektivet/habitatdirektivet har ett sådant gemenskapsintresse inom EU att särskilda skydds- eller bevarandeområden behöver utses (Miljöbalken, Bilagan till Artskyddsförordningen 1998:179, reviderad 2001). Arten är beroende av grova träd för placering av sina stora risbon och detta kan bli en begränsande faktor kommande 30 år (tre generationer). För att åstadkomma en succession av lämpliga boträd för kommande generationer av havsörnar behöver ett betydligt större antal s.k. evighetsträd sparas vid avverkningar redan idag. (SLU Artdatabanken, 2026).</w:t>
+      </w:r>
+    </w:p>
+    <w:p>
+      <w:pPr>
+        <w:pStyle w:val="Heading2"/>
+      </w:pPr>
+      <w:r>
+        <w:t>Referenser – havsörn</w:t>
+      </w:r>
+    </w:p>
+    <w:p>
+      <w:r>
+        <w:t xml:space="preserve">Skogsstyrelsen, 2016. </w:t>
+      </w:r>
+      <w:r>
+        <w:rPr>
+          <w:i/>
+        </w:rPr>
+        <w:t xml:space="preserve">Vägledning för hänsyn till havsörn. </w:t>
+      </w:r>
+      <w:r>
+        <w:t>Vägledningar och kunskapsstöd artskydd – Skogsstyrelsen</w:t>
+      </w:r>
+    </w:p>
+    <w:p>
+      <w:r>
+        <w:t xml:space="preserve">SLU Artdatabanken, 2026. </w:t>
       </w:r>
       <w:r>
         <w:rPr>
@@ -848,7 +1420,7 @@
     <w:r>
       <w:tab/>
       <w:tab/>
-      <w:t>2026-10-24</w:t>
+      <w:t>2026-10-25</w:t>
       <w:br/>
       <w:br/>
     </w:r>

--- a/klagomål/A 39170-2026 FSC-klagomål.docx
+++ b/klagomål/A 39170-2026 FSC-klagomål.docx
@@ -1420,7 +1420,7 @@
     <w:r>
       <w:tab/>
       <w:tab/>
-      <w:t>2026-10-25</w:t>
+      <w:t>2026-10-26</w:t>
       <w:br/>
       <w:br/>
     </w:r>

--- a/klagomål/A 39170-2026 FSC-klagomål.docx
+++ b/klagomål/A 39170-2026 FSC-klagomål.docx
@@ -1420,7 +1420,7 @@
     <w:r>
       <w:tab/>
       <w:tab/>
-      <w:t>2026-10-26</w:t>
+      <w:t>2026-10-27</w:t>
       <w:br/>
       <w:br/>
     </w:r>

--- a/klagomål/A 39170-2026 FSC-klagomål.docx
+++ b/klagomål/A 39170-2026 FSC-klagomål.docx
@@ -1420,7 +1420,7 @@
     <w:r>
       <w:tab/>
       <w:tab/>
-      <w:t>2026-10-27</w:t>
+      <w:t>2026-10-28</w:t>
       <w:br/>
       <w:br/>
     </w:r>

--- a/klagomål/A 39170-2026 FSC-klagomål.docx
+++ b/klagomål/A 39170-2026 FSC-klagomål.docx
@@ -1420,7 +1420,7 @@
     <w:r>
       <w:tab/>
       <w:tab/>
-      <w:t>2026-10-28</w:t>
+      <w:t>2026-10-29</w:t>
       <w:br/>
       <w:br/>
     </w:r>

--- a/klagomål/A 39170-2026 FSC-klagomål.docx
+++ b/klagomål/A 39170-2026 FSC-klagomål.docx
@@ -1420,7 +1420,7 @@
     <w:r>
       <w:tab/>
       <w:tab/>
-      <w:t>2026-10-29</w:t>
+      <w:t>2026-10-31</w:t>
       <w:br/>
       <w:br/>
     </w:r>
